--- a/docx/12-viet-paper.docx
+++ b/docx/12-viet-paper.docx
@@ -3736,7 +3736,7 @@
               <w:t xml:space="preserve"> </w:t>
             </w:r>
             <w:r>
-              <w:t xml:space="preserve">(react, starter-kit, table, image, code-block-lowlight, collaboration, collaboration-cursor),</w:t>
+              <w:t xml:space="preserve">3.x (react, pm, starter-kit, extensions, extension-table, -image, -code-block-lowlight, -mathematics, -collaboration, y-tiptap),</w:t>
             </w:r>
             <w:r>
               <w:t xml:space="preserve"> </w:t>
@@ -3747,6 +3747,22 @@
               </w:rPr>
               <w:t xml:space="preserve">lowlight</w:t>
             </w:r>
+            <w:r>
+              <w:t xml:space="preserve"> </w:t>
+            </w:r>
+            <w:r>
+              <w:t xml:space="preserve">—</w:t>
+            </w:r>
+            <w:r>
+              <w:t xml:space="preserve"> </w:t>
+            </w:r>
+            <w:r>
+              <w:rPr>
+                <w:b/>
+                <w:bCs/>
+              </w:rPr>
+              <w:t xml:space="preserve">đã thêm ở B23b</w:t>
+            </w:r>
           </w:p>
         </w:tc>
         <w:tc>
@@ -3767,7 +3783,52 @@
               <w:pStyle w:val="Compact"/>
             </w:pPr>
             <w:r>
-              <w:t xml:space="preserve">Trình soạn có định dạng + cộng tác; tự viết là không khả thi</w:t>
+              <w:t xml:space="preserve">Trình soạn có định dạng + cộng tác; tự viết là không khả thi.</w:t>
+            </w:r>
+            <w:r>
+              <w:t xml:space="preserve"> </w:t>
+            </w:r>
+            <w:r>
+              <w:rPr>
+                <w:rStyle w:val="VerbatimChar"/>
+              </w:rPr>
+              <w:t xml:space="preserve">y-tiptap</w:t>
+            </w:r>
+            <w:r>
+              <w:t xml:space="preserve"> </w:t>
+            </w:r>
+            <w:r>
+              <w:t xml:space="preserve">là cầu nối ProseMirror ↔ Yjs mà</w:t>
+            </w:r>
+            <w:r>
+              <w:t xml:space="preserve"> </w:t>
+            </w:r>
+            <w:r>
+              <w:rPr>
+                <w:rStyle w:val="VerbatimChar"/>
+              </w:rPr>
+              <w:t xml:space="preserve">collaboration</w:t>
+            </w:r>
+            <w:r>
+              <w:t xml:space="preserve"> </w:t>
+            </w:r>
+            <w:r>
+              <w:t xml:space="preserve">bản 3 cần;</w:t>
+            </w:r>
+            <w:r>
+              <w:t xml:space="preserve"> </w:t>
+            </w:r>
+            <w:r>
+              <w:rPr>
+                <w:rStyle w:val="VerbatimChar"/>
+              </w:rPr>
+              <w:t xml:space="preserve">extensions</w:t>
+            </w:r>
+            <w:r>
+              <w:t xml:space="preserve"> </w:t>
+            </w:r>
+            <w:r>
+              <w:t xml:space="preserve">cho chữ gợi ý trong mục</w:t>
             </w:r>
           </w:p>
         </w:tc>
@@ -3786,6 +3847,34 @@
               <w:t xml:space="preserve">yjs</w:t>
             </w:r>
             <w:r>
+              <w:t xml:space="preserve"> </w:t>
+            </w:r>
+            <w:r>
+              <w:t xml:space="preserve">—</w:t>
+            </w:r>
+            <w:r>
+              <w:t xml:space="preserve"> </w:t>
+            </w:r>
+            <w:r>
+              <w:rPr>
+                <w:b/>
+                <w:bCs/>
+              </w:rPr>
+              <w:t xml:space="preserve">đã thêm ở B23b</w:t>
+            </w:r>
+            <w:r>
+              <w:t xml:space="preserve">;</w:t>
+            </w:r>
+            <w:r>
+              <w:t xml:space="preserve"> </w:t>
+            </w:r>
+            <w:r>
+              <w:rPr>
+                <w:rStyle w:val="VerbatimChar"/>
+              </w:rPr>
+              <w:t xml:space="preserve">y-protocols</w:t>
+            </w:r>
+            <w:r>
               <w:t xml:space="preserve">,</w:t>
             </w:r>
             <w:r>
@@ -3795,7 +3884,114 @@
               <w:rPr>
                 <w:rStyle w:val="VerbatimChar"/>
               </w:rPr>
-              <w:t xml:space="preserve">y-protocols</w:t>
+              <w:t xml:space="preserve">y-indexeddb</w:t>
+            </w:r>
+            <w:r>
+              <w:t xml:space="preserve">, con trỏ người khác (B26)</w:t>
+            </w:r>
+          </w:p>
+        </w:tc>
+        <w:tc>
+          <w:tcPr/>
+          <w:p>
+            <w:pPr>
+              <w:pStyle w:val="Compact"/>
+            </w:pPr>
+            <w:r>
+              <w:t xml:space="preserve">Frontend</w:t>
+            </w:r>
+          </w:p>
+        </w:tc>
+        <w:tc>
+          <w:tcPr/>
+          <w:p>
+            <w:pPr>
+              <w:pStyle w:val="Compact"/>
+            </w:pPr>
+            <w:r>
+              <w:t xml:space="preserve">CRDT cho cùng sửa + giữ thay đổi khi mất mạng</w:t>
+            </w:r>
+          </w:p>
+        </w:tc>
+      </w:tr>
+      <w:tr>
+        <w:tc>
+          <w:tcPr/>
+          <w:p>
+            <w:pPr>
+              <w:pStyle w:val="Compact"/>
+            </w:pPr>
+            <w:r>
+              <w:rPr>
+                <w:rStyle w:val="VerbatimChar"/>
+              </w:rPr>
+              <w:t xml:space="preserve">katex</w:t>
+            </w:r>
+            <w:r>
+              <w:t xml:space="preserve"> </w:t>
+            </w:r>
+            <w:r>
+              <w:t xml:space="preserve">—</w:t>
+            </w:r>
+            <w:r>
+              <w:t xml:space="preserve"> </w:t>
+            </w:r>
+            <w:r>
+              <w:rPr>
+                <w:b/>
+                <w:bCs/>
+              </w:rPr>
+              <w:t xml:space="preserve">đã thêm ở B23b</w:t>
+            </w:r>
+          </w:p>
+        </w:tc>
+        <w:tc>
+          <w:tcPr/>
+          <w:p>
+            <w:pPr>
+              <w:pStyle w:val="Compact"/>
+            </w:pPr>
+            <w:r>
+              <w:t xml:space="preserve">Frontend</w:t>
+            </w:r>
+          </w:p>
+        </w:tc>
+        <w:tc>
+          <w:tcPr/>
+          <w:p>
+            <w:pPr>
+              <w:pStyle w:val="Compact"/>
+            </w:pPr>
+            <w:r>
+              <w:t xml:space="preserve">Hiển thị công thức (</w:t>
+            </w:r>
+            <w:r>
+              <w:rPr>
+                <w:rStyle w:val="VerbatimChar"/>
+              </w:rPr>
+              <w:t xml:space="preserve">extension-mathematics</w:t>
+            </w:r>
+            <w:r>
+              <w:t xml:space="preserve"> </w:t>
+            </w:r>
+            <w:r>
+              <w:t xml:space="preserve">vẽ bằng KaTeX)</w:t>
+            </w:r>
+          </w:p>
+        </w:tc>
+      </w:tr>
+      <w:tr>
+        <w:tc>
+          <w:tcPr/>
+          <w:p>
+            <w:pPr>
+              <w:pStyle w:val="Compact"/>
+            </w:pPr>
+            <w:r>
+              <w:rPr>
+                <w:rStyle w:val="VerbatimChar"/>
+              </w:rPr>
+              <w:t xml:space="preserve">@citation-js/core</w:t>
             </w:r>
             <w:r>
               <w:t xml:space="preserve">,</w:t>
@@ -3807,7 +4003,68 @@
               <w:rPr>
                 <w:rStyle w:val="VerbatimChar"/>
               </w:rPr>
-              <w:t xml:space="preserve">y-indexeddb</w:t>
+              <w:t xml:space="preserve">plugin-bibtex</w:t>
+            </w:r>
+            <w:r>
+              <w:t xml:space="preserve">,</w:t>
+            </w:r>
+            <w:r>
+              <w:t xml:space="preserve"> </w:t>
+            </w:r>
+            <w:r>
+              <w:rPr>
+                <w:rStyle w:val="VerbatimChar"/>
+              </w:rPr>
+              <w:t xml:space="preserve">plugin-csl</w:t>
+            </w:r>
+            <w:r>
+              <w:t xml:space="preserve"> </w:t>
+            </w:r>
+            <w:r>
+              <w:t xml:space="preserve">0.9 (MIT) —</w:t>
+            </w:r>
+            <w:r>
+              <w:t xml:space="preserve"> </w:t>
+            </w:r>
+            <w:r>
+              <w:rPr>
+                <w:b/>
+                <w:bCs/>
+              </w:rPr>
+              <w:t xml:space="preserve">đã thêm ở B24b-1</w:t>
+            </w:r>
+            <w:r>
+              <w:t xml:space="preserve">; style</w:t>
+            </w:r>
+            <w:r>
+              <w:t xml:space="preserve"> </w:t>
+            </w:r>
+            <w:r>
+              <w:rPr>
+                <w:rStyle w:val="VerbatimChar"/>
+              </w:rPr>
+              <w:t xml:space="preserve">ieee.csl</w:t>
+            </w:r>
+            <w:r>
+              <w:t xml:space="preserve"> </w:t>
+            </w:r>
+            <w:r>
+              <w:t xml:space="preserve">chính thức (CC BY-SA 3.0, đóng gói nguyên văn trong</w:t>
+            </w:r>
+            <w:r>
+              <w:t xml:space="preserve"> </w:t>
+            </w:r>
+            <w:r>
+              <w:rPr>
+                <w:rStyle w:val="VerbatimChar"/>
+              </w:rPr>
+              <w:t xml:space="preserve">lib/constants/ieeeCsl.ts</w:t>
+            </w:r>
+            <w:r>
+              <w:t xml:space="preserve"> </w:t>
+            </w:r>
+            <w:r>
+              <w:t xml:space="preserve">kèm ghi nguồn)</w:t>
             </w:r>
           </w:p>
         </w:tc>
@@ -3829,89 +4086,7 @@
               <w:pStyle w:val="Compact"/>
             </w:pPr>
             <w:r>
-              <w:t xml:space="preserve">CRDT cho cùng sửa + giữ thay đổi khi mất mạng</w:t>
-            </w:r>
-          </w:p>
-        </w:tc>
-      </w:tr>
-      <w:tr>
-        <w:tc>
-          <w:tcPr/>
-          <w:p>
-            <w:pPr>
-              <w:pStyle w:val="Compact"/>
-            </w:pPr>
-            <w:r>
-              <w:rPr>
-                <w:rStyle w:val="VerbatimChar"/>
-              </w:rPr>
-              <w:t xml:space="preserve">katex</w:t>
-            </w:r>
-          </w:p>
-        </w:tc>
-        <w:tc>
-          <w:tcPr/>
-          <w:p>
-            <w:pPr>
-              <w:pStyle w:val="Compact"/>
-            </w:pPr>
-            <w:r>
-              <w:t xml:space="preserve">Frontend</w:t>
-            </w:r>
-          </w:p>
-        </w:tc>
-        <w:tc>
-          <w:tcPr/>
-          <w:p>
-            <w:pPr>
-              <w:pStyle w:val="Compact"/>
-            </w:pPr>
-            <w:r>
-              <w:t xml:space="preserve">Hiển thị công thức</w:t>
-            </w:r>
-          </w:p>
-        </w:tc>
-      </w:tr>
-      <w:tr>
-        <w:tc>
-          <w:tcPr/>
-          <w:p>
-            <w:pPr>
-              <w:pStyle w:val="Compact"/>
-            </w:pPr>
-            <w:r>
-              <w:rPr>
-                <w:rStyle w:val="VerbatimChar"/>
-              </w:rPr>
-              <w:t xml:space="preserve">citation-js</w:t>
-            </w:r>
-            <w:r>
-              <w:t xml:space="preserve"> </w:t>
-            </w:r>
-            <w:r>
-              <w:t xml:space="preserve">(+ plugin bibtex, csl)</w:t>
-            </w:r>
-          </w:p>
-        </w:tc>
-        <w:tc>
-          <w:tcPr/>
-          <w:p>
-            <w:pPr>
-              <w:pStyle w:val="Compact"/>
-            </w:pPr>
-            <w:r>
-              <w:t xml:space="preserve">Frontend</w:t>
-            </w:r>
-          </w:p>
-        </w:tc>
-        <w:tc>
-          <w:tcPr/>
-          <w:p>
-            <w:pPr>
-              <w:pStyle w:val="Compact"/>
-            </w:pPr>
-            <w:r>
-              <w:t xml:space="preserve">Đọc BibTeX, định dạng trích dẫn IEEE / APA theo CSL</w:t>
+              <w:t xml:space="preserve">Đọc BibTeX, định dạng trích dẫn IEEE / APA theo CSL (APA có sẵn trong plugin)</w:t>
             </w:r>
           </w:p>
         </w:tc>
@@ -5233,27 +5408,64 @@
               <w:t xml:space="preserve"> </w:t>
             </w:r>
             <w:r>
-              <w:t xml:space="preserve">(CRUD),</w:t>
-            </w:r>
-            <w:r>
-              <w:t xml:space="preserve"> </w:t>
-            </w:r>
-            <w:r>
-              <w:rPr>
-                <w:rStyle w:val="VerbatimChar"/>
-              </w:rPr>
-              <w:t xml:space="preserve">GET /api/papers/doi/{doi}</w:t>
-            </w:r>
-          </w:p>
-        </w:tc>
-        <w:tc>
-          <w:tcPr/>
-          <w:p>
-            <w:pPr>
-              <w:pStyle w:val="Compact"/>
-            </w:pPr>
-            <w:r>
-              <w:t xml:space="preserve">Thư viện trích dẫn, tra DOI</w:t>
+              <w:t xml:space="preserve">(CRUD +</w:t>
+            </w:r>
+            <w:r>
+              <w:t xml:space="preserve"> </w:t>
+            </w:r>
+            <w:r>
+              <w:rPr>
+                <w:rStyle w:val="VerbatimChar"/>
+              </w:rPr>
+              <w:t xml:space="preserve">…/batch</w:t>
+            </w:r>
+            <w:r>
+              <w:t xml:space="preserve">),</w:t>
+            </w:r>
+            <w:r>
+              <w:t xml:space="preserve"> </w:t>
+            </w:r>
+            <w:r>
+              <w:rPr>
+                <w:rStyle w:val="VerbatimChar"/>
+              </w:rPr>
+              <w:t xml:space="preserve">GET /api/papers/doi?value=</w:t>
+            </w:r>
+          </w:p>
+        </w:tc>
+        <w:tc>
+          <w:tcPr/>
+          <w:p>
+            <w:pPr>
+              <w:pStyle w:val="Compact"/>
+            </w:pPr>
+            <w:r>
+              <w:t xml:space="preserve">Thư viện trích dẫn, tra DOI (DOI có dấu</w:t>
+            </w:r>
+            <w:r>
+              <w:t xml:space="preserve"> </w:t>
+            </w:r>
+            <w:r>
+              <w:rPr>
+                <w:rStyle w:val="VerbatimChar"/>
+              </w:rPr>
+              <w:t xml:space="preserve">/</w:t>
+            </w:r>
+            <w:r>
+              <w:t xml:space="preserve"> </w:t>
+            </w:r>
+            <w:r>
+              <w:t xml:space="preserve">nên đi bằng tham số) —</w:t>
+            </w:r>
+            <w:r>
+              <w:t xml:space="preserve"> </w:t>
+            </w:r>
+            <w:r>
+              <w:rPr>
+                <w:b/>
+                <w:bCs/>
+              </w:rPr>
+              <w:t xml:space="preserve">đã cài ở B24a</w:t>
             </w:r>
           </w:p>
         </w:tc>
@@ -6038,18 +6250,81 @@
               <w:pStyle w:val="Compact"/>
             </w:pPr>
             <w:r>
-              <w:t xml:space="preserve">B23</w:t>
-            </w:r>
-          </w:p>
-        </w:tc>
-        <w:tc>
-          <w:tcPr/>
-          <w:p>
-            <w:pPr>
-              <w:pStyle w:val="Compact"/>
-            </w:pPr>
-            <w:r>
-              <w:t xml:space="preserve">Frontend trình soạn: TipTap + Yjs, khung mục, bảng, hình, code, công thức, mục lục, đếm từ theo mục; giáo viên soạn bài PAPER + chia nhóm</w:t>
+              <w:t xml:space="preserve">B23 ✅</w:t>
+            </w:r>
+          </w:p>
+        </w:tc>
+        <w:tc>
+          <w:tcPr/>
+          <w:p>
+            <w:pPr>
+              <w:pStyle w:val="Compact"/>
+            </w:pPr>
+            <w:r>
+              <w:t xml:space="preserve">Frontend trình soạn: TipTap + Yjs, khung mục, bảng, hình, code, công thức, mục lục, đếm từ theo mục; giáo viên soạn bài PAPER + chia nhóm.</w:t>
+            </w:r>
+            <w:r>
+              <w:t xml:space="preserve"> </w:t>
+            </w:r>
+            <w:r>
+              <w:rPr>
+                <w:b/>
+                <w:bCs/>
+              </w:rPr>
+              <w:t xml:space="preserve">B23a ✅</w:t>
+            </w:r>
+            <w:r>
+              <w:t xml:space="preserve"> </w:t>
+            </w:r>
+            <w:r>
+              <w:t xml:space="preserve">giáo viên soạn bài PAPER + chia nhóm, sinh viên lập / vào nhóm ·</w:t>
+            </w:r>
+            <w:r>
+              <w:t xml:space="preserve"> </w:t>
+            </w:r>
+            <w:r>
+              <w:rPr>
+                <w:b/>
+                <w:bCs/>
+              </w:rPr>
+              <w:t xml:space="preserve">B23b-1 ✅</w:t>
+            </w:r>
+            <w:r>
+              <w:t xml:space="preserve"> </w:t>
+            </w:r>
+            <w:r>
+              <w:rPr>
+                <w:rStyle w:val="VerbatimChar"/>
+              </w:rPr>
+              <w:t xml:space="preserve">PaperEditor</w:t>
+            </w:r>
+            <w:r>
+              <w:t xml:space="preserve"> </w:t>
+            </w:r>
+            <w:r>
+              <w:t xml:space="preserve">+ đồng bộ Yjs ở màn làm bài, snapshot định kỳ, nộp tạm bằng chữ thuần ·</w:t>
+            </w:r>
+            <w:r>
+              <w:t xml:space="preserve"> </w:t>
+            </w:r>
+            <w:r>
+              <w:rPr>
+                <w:b/>
+                <w:bCs/>
+              </w:rPr>
+              <w:t xml:space="preserve">B23b-2 ✅</w:t>
+            </w:r>
+            <w:r>
+              <w:t xml:space="preserve"> </w:t>
+            </w:r>
+            <w:r>
+              <w:rPr>
+                <w:rStyle w:val="VerbatimChar"/>
+              </w:rPr>
+              <w:t xml:space="preserve">PaperOutline</w:t>
+            </w:r>
+            <w:r>
+              <w:t xml:space="preserve">: mục lục + đếm từ theo mục, nhắc thiếu / vượt / mục bắt buộc trống. Chú thích + đánh số hình / bảng, chú thích cuối trang (FR-72) để sau</w:t>
             </w:r>
           </w:p>
         </w:tc>
@@ -6073,18 +6348,151 @@
               <w:pStyle w:val="Compact"/>
             </w:pPr>
             <w:r>
-              <w:t xml:space="preserve">B24</w:t>
-            </w:r>
-          </w:p>
-        </w:tc>
-        <w:tc>
-          <w:tcPr/>
-          <w:p>
-            <w:pPr>
-              <w:pStyle w:val="Compact"/>
-            </w:pPr>
-            <w:r>
-              <w:t xml:space="preserve">Trích dẫn: thư viện nhóm, tra DOI, nhập BibTeX, chèn trích dẫn, danh mục IEEE / APA (BR-30)</w:t>
+              <w:t xml:space="preserve">B24 ✅</w:t>
+            </w:r>
+          </w:p>
+        </w:tc>
+        <w:tc>
+          <w:tcPr/>
+          <w:p>
+            <w:pPr>
+              <w:pStyle w:val="Compact"/>
+            </w:pPr>
+            <w:r>
+              <w:t xml:space="preserve">Trích dẫn: thư viện nhóm, tra DOI, nhập BibTeX, chèn trích dẫn, danh mục IEEE / APA (BR-30).</w:t>
+            </w:r>
+            <w:r>
+              <w:t xml:space="preserve"> </w:t>
+            </w:r>
+            <w:r>
+              <w:rPr>
+                <w:b/>
+                <w:bCs/>
+              </w:rPr>
+              <w:t xml:space="preserve">B24a ✅</w:t>
+            </w:r>
+            <w:r>
+              <w:t xml:space="preserve"> </w:t>
+            </w:r>
+            <w:r>
+              <w:t xml:space="preserve">backend:</w:t>
+            </w:r>
+            <w:r>
+              <w:t xml:space="preserve"> </w:t>
+            </w:r>
+            <w:r>
+              <w:rPr>
+                <w:rStyle w:val="VerbatimChar"/>
+              </w:rPr>
+              <w:t xml:space="preserve">paper_references</w:t>
+            </w:r>
+            <w:r>
+              <w:t xml:space="preserve"> </w:t>
+            </w:r>
+            <w:r>
+              <w:t xml:space="preserve">(V19), API thư viện + nhập nhiều mục + tra DOI qua backend, lọc CSL, trường còn thiếu ·</w:t>
+            </w:r>
+            <w:r>
+              <w:t xml:space="preserve"> </w:t>
+            </w:r>
+            <w:r>
+              <w:rPr>
+                <w:b/>
+                <w:bCs/>
+              </w:rPr>
+              <w:t xml:space="preserve">B24b-1 ✅</w:t>
+            </w:r>
+            <w:r>
+              <w:t xml:space="preserve"> </w:t>
+            </w:r>
+            <w:r>
+              <w:t xml:space="preserve">frontend thư viện trích dẫn:</w:t>
+            </w:r>
+            <w:r>
+              <w:t xml:space="preserve"> </w:t>
+            </w:r>
+            <w:r>
+              <w:rPr>
+                <w:rStyle w:val="VerbatimChar"/>
+              </w:rPr>
+              <w:t xml:space="preserve">ReferenceLibrary</w:t>
+            </w:r>
+            <w:r>
+              <w:t xml:space="preserve"> </w:t>
+            </w:r>
+            <w:r>
+              <w:t xml:space="preserve">(tra DOI, nhập tay, nhập BibTeX bằng citation-js, sửa / xoá, xem theo IEEE / APA, cảnh báo trường thiếu) ·</w:t>
+            </w:r>
+            <w:r>
+              <w:t xml:space="preserve"> </w:t>
+            </w:r>
+            <w:r>
+              <w:rPr>
+                <w:b/>
+                <w:bCs/>
+              </w:rPr>
+              <w:t xml:space="preserve">B24b-2 ✅</w:t>
+            </w:r>
+            <w:r>
+              <w:t xml:space="preserve"> </w:t>
+            </w:r>
+            <w:r>
+              <w:t xml:space="preserve">node</w:t>
+            </w:r>
+            <w:r>
+              <w:t xml:space="preserve"> </w:t>
+            </w:r>
+            <w:r>
+              <w:rPr>
+                <w:rStyle w:val="VerbatimChar"/>
+              </w:rPr>
+              <w:t xml:space="preserve">citation</w:t>
+            </w:r>
+            <w:r>
+              <w:t xml:space="preserve"> </w:t>
+            </w:r>
+            <w:r>
+              <w:t xml:space="preserve">(</w:t>
+            </w:r>
+            <w:r>
+              <w:rPr>
+                <w:rStyle w:val="VerbatimChar"/>
+              </w:rPr>
+              <w:t xml:space="preserve">refIds</w:t>
+            </w:r>
+            <w:r>
+              <w:t xml:space="preserve"> </w:t>
+            </w:r>
+            <w:r>
+              <w:t xml:space="preserve">dạng chuỗi "3,7" trong Yjs, nhãn tính lại bằng decoration — IEEE đánh số theo thứ tự xuất hiện, gộp</w:t>
+            </w:r>
+            <w:r>
+              <w:t xml:space="preserve"> </w:t>
+            </w:r>
+            <w:r>
+              <w:rPr>
+                <w:rStyle w:val="VerbatimChar"/>
+              </w:rPr>
+              <w:t xml:space="preserve">[1]–[3]</w:t>
+            </w:r>
+            <w:r>
+              <w:t xml:space="preserve">; APA qua citeproc), hộp chọn tài liệu, danh mục</w:t>
+            </w:r>
+            <w:r>
+              <w:t xml:space="preserve"> </w:t>
+            </w:r>
+            <w:r>
+              <w:rPr>
+                <w:b/>
+                <w:bCs/>
+              </w:rPr>
+              <w:t xml:space="preserve">References</w:t>
+            </w:r>
+            <w:r>
+              <w:t xml:space="preserve"> </w:t>
+            </w:r>
+            <w:r>
+              <w:t xml:space="preserve">tự sinh cuối bài (ngoài tài liệu Yjs; lúc nộp server dựng lại ở B25)</w:t>
             </w:r>
           </w:p>
         </w:tc>
@@ -6108,18 +6516,114 @@
               <w:pStyle w:val="Compact"/>
             </w:pPr>
             <w:r>
-              <w:t xml:space="preserve">B25</w:t>
-            </w:r>
-          </w:p>
-        </w:tc>
-        <w:tc>
-          <w:tcPr/>
-          <w:p>
-            <w:pPr>
-              <w:pStyle w:val="Compact"/>
-            </w:pPr>
-            <w:r>
-              <w:t xml:space="preserve">Nộp + chấm: kiểm tra mục bắt buộc (BR-29), rubric phân tích + rubric mẫu paper IT, thang 10 (BR-31), điểm cộng / trừ riêng từng thành viên, nhận xét theo khối, so sánh lần nộp, màn chấm và màn kết quả cho tài liệu có định dạng</w:t>
+              <w:t xml:space="preserve">B25 🟨</w:t>
+            </w:r>
+          </w:p>
+        </w:tc>
+        <w:tc>
+          <w:tcPr/>
+          <w:p>
+            <w:pPr>
+              <w:pStyle w:val="Compact"/>
+            </w:pPr>
+            <w:r>
+              <w:t xml:space="preserve">Nộp + chấm: kiểm tra mục bắt buộc (BR-29), rubric phân tích + rubric mẫu paper IT, thang 10 (BR-31), điểm cộng / trừ riêng từng thành viên, nhận xét theo khối, so sánh lần nộp, màn chấm và màn kết quả cho tài liệu có định dạng. Tách:</w:t>
+            </w:r>
+            <w:r>
+              <w:t xml:space="preserve"> </w:t>
+            </w:r>
+            <w:r>
+              <w:rPr>
+                <w:b/>
+                <w:bCs/>
+              </w:rPr>
+              <w:t xml:space="preserve">B25a ✅</w:t>
+            </w:r>
+            <w:r>
+              <w:t xml:space="preserve"> </w:t>
+            </w:r>
+            <w:r>
+              <w:t xml:space="preserve">nộp snapshot phía server + chặn mục bắt buộc trống (BR-29) + lưu</w:t>
+            </w:r>
+            <w:r>
+              <w:t xml:space="preserve"> </w:t>
+            </w:r>
+            <w:r>
+              <w:rPr>
+                <w:rStyle w:val="VerbatimChar"/>
+              </w:rPr>
+              <w:t xml:space="preserve">content_json</w:t>
+            </w:r>
+            <w:r>
+              <w:t xml:space="preserve"> </w:t>
+            </w:r>
+            <w:r>
+              <w:t xml:space="preserve">/</w:t>
+            </w:r>
+            <w:r>
+              <w:t xml:space="preserve"> </w:t>
+            </w:r>
+            <w:r>
+              <w:rPr>
+                <w:rStyle w:val="VerbatimChar"/>
+              </w:rPr>
+              <w:t xml:space="preserve">references_json</w:t>
+            </w:r>
+            <w:r>
+              <w:t xml:space="preserve"> </w:t>
+            </w:r>
+            <w:r>
+              <w:t xml:space="preserve">(V20), xem bản nộp có định dạng ·</w:t>
+            </w:r>
+            <w:r>
+              <w:t xml:space="preserve"> </w:t>
+            </w:r>
+            <w:r>
+              <w:rPr>
+                <w:b/>
+                <w:bCs/>
+              </w:rPr>
+              <w:t xml:space="preserve">B25b ✅</w:t>
+            </w:r>
+            <w:r>
+              <w:t xml:space="preserve"> </w:t>
+            </w:r>
+            <w:r>
+              <w:t xml:space="preserve">chấm thang 10 + mức đạt (</w:t>
+            </w:r>
+            <w:r>
+              <w:rPr>
+                <w:rStyle w:val="VerbatimChar"/>
+              </w:rPr>
+              <w:t xml:space="preserve">rubric_levels</w:t>
+            </w:r>
+            <w:r>
+              <w:t xml:space="preserve">, V21 — kèm sửa cột bước / điểm 2 chữ số thập phân) + cộng / trừ từng thành viên (</w:t>
+            </w:r>
+            <w:r>
+              <w:rPr>
+                <w:rStyle w:val="VerbatimChar"/>
+              </w:rPr>
+              <w:t xml:space="preserve">grade_member_adjustments</w:t>
+            </w:r>
+            <w:r>
+              <w:t xml:space="preserve">) · B25c FE (tách:</w:t>
+            </w:r>
+            <w:r>
+              <w:t xml:space="preserve"> </w:t>
+            </w:r>
+            <w:r>
+              <w:rPr>
+                <w:b/>
+                <w:bCs/>
+              </w:rPr>
+              <w:t xml:space="preserve">B25c-1 ✅</w:t>
+            </w:r>
+            <w:r>
+              <w:t xml:space="preserve"> </w:t>
+            </w:r>
+            <w:r>
+              <w:t xml:space="preserve">soạn mức đạt + rubric mẫu paper IT 4 mức · B25c-2 màn chấm Paper · B25c-3 hàng đợi ghi tên nhóm + điểm thang 10) · B25d nhận xét theo khối + so sánh lần nộp · B25e kết quả phía sinh viên + thống kê / xếp hạng</w:t>
             </w:r>
           </w:p>
         </w:tc>
@@ -6339,7 +6843,7 @@
         <w:pStyle w:val="BodyText"/>
       </w:pPr>
       <w:r>
-        <w:t xml:space="preserve">Mỗi bước trên còn được tách nhỏ hơn khi bắt đầu làm (vd B23a trình soạn, B23b giao diện giáo viên), như đã làm ở bước 15.</w:t>
+        <w:t xml:space="preserve">Mỗi bước trên còn được tách nhỏ hơn khi bắt đầu làm (vd B23a giao diện giáo viên + nhóm, B23b trình soạn), như đã làm ở bước 15.</w:t>
       </w:r>
     </w:p>
     <w:bookmarkEnd w:id="26"/>

--- a/docx/12-viet-paper.docx
+++ b/docx/12-viet-paper.docx
@@ -6623,7 +6623,39 @@
               <w:t xml:space="preserve"> </w:t>
             </w:r>
             <w:r>
-              <w:t xml:space="preserve">soạn mức đạt + rubric mẫu paper IT 4 mức · B25c-2 màn chấm Paper · B25c-3 hàng đợi ghi tên nhóm + điểm thang 10) · B25d nhận xét theo khối + so sánh lần nộp · B25e kết quả phía sinh viên + thống kê / xếp hạng</w:t>
+              <w:t xml:space="preserve">soạn mức đạt + rubric mẫu paper IT 4 mức ·</w:t>
+            </w:r>
+            <w:r>
+              <w:t xml:space="preserve"> </w:t>
+            </w:r>
+            <w:r>
+              <w:rPr>
+                <w:b/>
+                <w:bCs/>
+              </w:rPr>
+              <w:t xml:space="preserve">B25c-2 ✅</w:t>
+            </w:r>
+            <w:r>
+              <w:t xml:space="preserve"> </w:t>
+            </w:r>
+            <w:r>
+              <w:t xml:space="preserve">màn chấm Paper (bài có định dạng, chọn mức → điểm, cộng / trừ thành viên) · B25c-3 hàng đợi ghi tên nhóm + điểm thang 10) ·</w:t>
+            </w:r>
+            <w:r>
+              <w:t xml:space="preserve"> </w:t>
+            </w:r>
+            <w:r>
+              <w:rPr>
+                <w:b/>
+                <w:bCs/>
+              </w:rPr>
+              <w:t xml:space="preserve">Mức 1 live comment ✅</w:t>
+            </w:r>
+            <w:r>
+              <w:t xml:space="preserve"> </w:t>
+            </w:r>
+            <w:r>
+              <w:t xml:space="preserve">backend nhận xét đoạn đang viết (V22, REST + STOMP); B25d nhận xét theo khối + so sánh lần nộp · B25e kết quả phía sinh viên + thống kê / xếp hạng</w:t>
             </w:r>
           </w:p>
         </w:tc>

--- a/docx/12-viet-paper.docx
+++ b/docx/12-viet-paper.docx
@@ -6639,7 +6639,7 @@
               <w:t xml:space="preserve"> </w:t>
             </w:r>
             <w:r>
-              <w:t xml:space="preserve">màn chấm Paper (bài có định dạng, chọn mức → điểm, cộng / trừ thành viên) · B25c-3 hàng đợi ghi tên nhóm + điểm thang 10) ·</w:t>
+              <w:t xml:space="preserve">màn chấm Paper (bài có định dạng, chọn mức → điểm, cộng / trừ thành viên) ·</w:t>
             </w:r>
             <w:r>
               <w:t xml:space="preserve"> </w:t>
@@ -6649,13 +6649,45 @@
                 <w:b/>
                 <w:bCs/>
               </w:rPr>
+              <w:t xml:space="preserve">B25c-3 ✅</w:t>
+            </w:r>
+            <w:r>
+              <w:t xml:space="preserve"> </w:t>
+            </w:r>
+            <w:r>
+              <w:t xml:space="preserve">hàng đợi ghi tên nhóm + điểm thang 10) ·</w:t>
+            </w:r>
+            <w:r>
+              <w:t xml:space="preserve"> </w:t>
+            </w:r>
+            <w:r>
+              <w:rPr>
+                <w:b/>
+                <w:bCs/>
+              </w:rPr>
               <w:t xml:space="preserve">Mức 1 live comment ✅</w:t>
             </w:r>
             <w:r>
               <w:t xml:space="preserve"> </w:t>
             </w:r>
             <w:r>
-              <w:t xml:space="preserve">backend nhận xét đoạn đang viết (V22, REST + STOMP); B25d nhận xét theo khối + so sánh lần nộp · B25e kết quả phía sinh viên + thống kê / xếp hạng</w:t>
+              <w:t xml:space="preserve">backend nhận xét đoạn đang viết (V22, REST + STOMP); B25d nhận xét theo khối + so sánh lần nộp ·</w:t>
+            </w:r>
+            <w:r>
+              <w:t xml:space="preserve"> </w:t>
+            </w:r>
+            <w:r>
+              <w:rPr>
+                <w:b/>
+                <w:bCs/>
+              </w:rPr>
+              <w:t xml:space="preserve">B25e ✅ (phần kết quả)</w:t>
+            </w:r>
+            <w:r>
+              <w:t xml:space="preserve"> </w:t>
+            </w:r>
+            <w:r>
+              <w:t xml:space="preserve">kết quả phía sinh viên: bản nộp có định dạng, điểm riêng / điểm nhóm thang 10, lý do cộng / trừ — thống kê / xếp hạng cho bài PAPER để sau</w:t>
             </w:r>
           </w:p>
         </w:tc>

--- a/docx/12-viet-paper.docx
+++ b/docx/12-viet-paper.docx
@@ -5879,7 +5879,7 @@
               <w:pStyle w:val="Compact"/>
             </w:pPr>
             <w:r>
-              <w:t xml:space="preserve">Hàng = nhóm (mở ra xem thành viên) với bài PAPER</w:t>
+              <w:t xml:space="preserve">Hàng = nhóm (mở ra xem thành viên) với bài PAPER. Thống kê tính cho từng thành viên theo điểm riêng thang 10 (điểm nhóm + cộng / trừ), phân bố theo nửa điểm; không gộp vào band trung bình / xếp hạng IELTS</w:t>
             </w:r>
           </w:p>
         </w:tc>
@@ -6687,7 +6687,7 @@
               <w:t xml:space="preserve"> </w:t>
             </w:r>
             <w:r>
-              <w:t xml:space="preserve">kết quả phía sinh viên: bản nộp có định dạng, điểm riêng / điểm nhóm thang 10, lý do cộng / trừ — thống kê / xếp hạng cho bài PAPER để sau</w:t>
+              <w:t xml:space="preserve">kết quả phía sinh viên: bản nộp có định dạng, điểm riêng / điểm nhóm thang 10, lý do cộng / trừ; thống kê bài / lớp / kết quả học tập + bảng điểm Excel tính bài PAPER cho từng thành viên theo điểm riêng thang 10, không gộp vào band trung bình / xếp hạng IELTS</w:t>
             </w:r>
           </w:p>
         </w:tc>

--- a/docx/12-viet-paper.docx
+++ b/docx/12-viet-paper.docx
@@ -6516,7 +6516,7 @@
               <w:pStyle w:val="Compact"/>
             </w:pPr>
             <w:r>
-              <w:t xml:space="preserve">B25 🟨</w:t>
+              <w:t xml:space="preserve">B25 ✅</w:t>
             </w:r>
           </w:p>
         </w:tc>
@@ -6671,7 +6671,23 @@
               <w:t xml:space="preserve"> </w:t>
             </w:r>
             <w:r>
-              <w:t xml:space="preserve">backend nhận xét đoạn đang viết (V22, REST + STOMP); B25d nhận xét theo khối + so sánh lần nộp ·</w:t>
+              <w:t xml:space="preserve">backend nhận xét đoạn đang viết (V22, REST + STOMP);</w:t>
+            </w:r>
+            <w:r>
+              <w:t xml:space="preserve"> </w:t>
+            </w:r>
+            <w:r>
+              <w:rPr>
+                <w:b/>
+                <w:bCs/>
+              </w:rPr>
+              <w:t xml:space="preserve">B25d ✅</w:t>
+            </w:r>
+            <w:r>
+              <w:t xml:space="preserve"> </w:t>
+            </w:r>
+            <w:r>
+              <w:t xml:space="preserve">nhận xét trên bản có định dạng (neo offset trên chữ thuần của lần nộp, tô bằng decoration ProseMirror; không có lớp sửa chữ) + so sánh lần nộp / đánh giá "đã sửa" trên chữ thuần ·</w:t>
             </w:r>
             <w:r>
               <w:t xml:space="preserve"> </w:t>
